--- a/Kim_Julongbayan_Resume.docx
+++ b/Kim_Julongbayan_Resume.docx
@@ -38,7 +38,7 @@
           <w:sz w:val="20"/>
           <w:szCs w:val="20"/>
         </w:rPr>
-        <w:t>Quezon City, Metro Manila, Philippines | kljulongbayan@gmail.com | https://github.com/kimlj | linkedin.com/in/kim-julongbayan-82b8b51b9 | +639615299305</w:t>
+        <w:t>Quezon City, Metro Manila, Philippines | kljulongbayan@gmail.com | https://github.com/kimlj | linkedin.com/in/kimjulongbayan | +639615299305</w:t>
       </w:r>
     </w:p>
     <w:p>
@@ -54,15 +54,7 @@
         <w:spacing w:after="200"/>
       </w:pPr>
       <w:r>
-        <w:t xml:space="preserve">Detail-oriented Full-Stack Developer with 7+ years of experience in mobile/web development, AI/ML integration, cloud infrastructure, and blockchain applications. Extensive hands-on experience with generative AI tools including LLMs, image generation (Stable Diffusion, </w:t>
-      </w:r>
-      <w:proofErr w:type="spellStart"/>
-      <w:r>
-        <w:t>ComfyUI</w:t>
-      </w:r>
-      <w:proofErr w:type="spellEnd"/>
-      <w:r>
-        <w:t>), and video generation. Proficient in DevOps practices including Docker containerization, VPS management, and cloud deployment. Strong analytical mindset with expertise in prompt engineering, AI workflow automation, and ensuring output quality.</w:t>
+        <w:t>Detail-oriented Full-Stack Developer with 7+ years of experience in mobile/web development, AI/ML integration, cloud infrastructure, and blockchain applications. Extensive hands-on experience with generative AI tools including LLMs, image generation (Stable Diffusion, ComfyUI), and video generation. Proficient in DevOps practices including Docker containerization, VPS management, and cloud deployment. Strong analytical mindset with expertise in prompt engineering, AI workflow automation, and ensuring output quality.</w:t>
       </w:r>
     </w:p>
     <w:p>
@@ -95,12 +87,6 @@
         <w:gridCol w:w="8221"/>
       </w:tblGrid>
       <w:tr>
-        <w:tblPrEx>
-          <w:tblCellMar>
-            <w:top w:w="0" w:type="dxa"/>
-            <w:bottom w:w="0" w:type="dxa"/>
-          </w:tblCellMar>
-        </w:tblPrEx>
         <w:tc>
           <w:tcPr>
             <w:tcW w:w="2500" w:type="dxa"/>
@@ -134,34 +120,12 @@
                 <w:sz w:val="20"/>
                 <w:szCs w:val="20"/>
               </w:rPr>
-              <w:t xml:space="preserve">Claude, ChatGPT, Stable Diffusion, </w:t>
-            </w:r>
-            <w:proofErr w:type="spellStart"/>
-            <w:r>
-              <w:rPr>
-                <w:sz w:val="20"/>
-                <w:szCs w:val="20"/>
-              </w:rPr>
-              <w:t>ComfyUI</w:t>
-            </w:r>
-            <w:proofErr w:type="spellEnd"/>
-            <w:r>
-              <w:rPr>
-                <w:sz w:val="20"/>
-                <w:szCs w:val="20"/>
-              </w:rPr>
-              <w:t>, Prompt Engineering, LLM APIs</w:t>
+              <w:t>Claude, ChatGPT, Stable Diffusion, ComfyUI, Prompt Engineering, LLM APIs</w:t>
             </w:r>
           </w:p>
         </w:tc>
       </w:tr>
       <w:tr>
-        <w:tblPrEx>
-          <w:tblCellMar>
-            <w:top w:w="0" w:type="dxa"/>
-            <w:bottom w:w="0" w:type="dxa"/>
-          </w:tblCellMar>
-        </w:tblPrEx>
         <w:tc>
           <w:tcPr>
             <w:tcW w:w="2500" w:type="dxa"/>
@@ -201,12 +165,6 @@
         </w:tc>
       </w:tr>
       <w:tr>
-        <w:tblPrEx>
-          <w:tblCellMar>
-            <w:top w:w="0" w:type="dxa"/>
-            <w:bottom w:w="0" w:type="dxa"/>
-          </w:tblCellMar>
-        </w:tblPrEx>
         <w:tc>
           <w:tcPr>
             <w:tcW w:w="2500" w:type="dxa"/>
@@ -246,12 +204,6 @@
         </w:tc>
       </w:tr>
       <w:tr>
-        <w:tblPrEx>
-          <w:tblCellMar>
-            <w:top w:w="0" w:type="dxa"/>
-            <w:bottom w:w="0" w:type="dxa"/>
-          </w:tblCellMar>
-        </w:tblPrEx>
         <w:tc>
           <w:tcPr>
             <w:tcW w:w="2500" w:type="dxa"/>
@@ -291,12 +243,6 @@
         </w:tc>
       </w:tr>
       <w:tr>
-        <w:tblPrEx>
-          <w:tblCellMar>
-            <w:top w:w="0" w:type="dxa"/>
-            <w:bottom w:w="0" w:type="dxa"/>
-          </w:tblCellMar>
-        </w:tblPrEx>
         <w:tc>
           <w:tcPr>
             <w:tcW w:w="2500" w:type="dxa"/>
@@ -336,12 +282,6 @@
         </w:tc>
       </w:tr>
       <w:tr>
-        <w:tblPrEx>
-          <w:tblCellMar>
-            <w:top w:w="0" w:type="dxa"/>
-            <w:bottom w:w="0" w:type="dxa"/>
-          </w:tblCellMar>
-        </w:tblPrEx>
         <w:tc>
           <w:tcPr>
             <w:tcW w:w="2500" w:type="dxa"/>
@@ -381,22 +321,13 @@
         </w:tc>
       </w:tr>
       <w:tr>
-        <w:tblPrEx>
-          <w:tblCellMar>
-            <w:top w:w="0" w:type="dxa"/>
-            <w:bottom w:w="0" w:type="dxa"/>
-          </w:tblCellMar>
-        </w:tblPrEx>
         <w:tc>
           <w:tcPr>
             <w:tcW w:w="2500" w:type="dxa"/>
           </w:tcPr>
           <w:p>
             <w:r>
-              <w:t xml:space="preserve"> </w:t>
-            </w:r>
-            <w:r>
-              <w:t>DevOps/Cloud</w:t>
+              <w:t xml:space="preserve"> DevOps/Cloud</w:t>
             </w:r>
           </w:p>
         </w:tc>
@@ -409,48 +340,19 @@
               <w:rPr>
                 <w:sz w:val="20"/>
               </w:rPr>
-              <w:t xml:space="preserve">  </w:t>
-            </w:r>
-            <w:r>
-              <w:rPr>
-                <w:sz w:val="20"/>
-              </w:rPr>
-              <w:t xml:space="preserve">Docker, Git, GitLab, Google Cloud, </w:t>
-            </w:r>
-            <w:proofErr w:type="spellStart"/>
-            <w:r>
-              <w:rPr>
-                <w:sz w:val="20"/>
-              </w:rPr>
-              <w:t>DigitalOcean</w:t>
-            </w:r>
-            <w:proofErr w:type="spellEnd"/>
-            <w:r>
-              <w:rPr>
-                <w:sz w:val="20"/>
-              </w:rPr>
-              <w:t>, VPS, Linux</w:t>
+              <w:t xml:space="preserve">  Docker, Git, GitLab, Google Cloud, DigitalOcean, VPS, Linux</w:t>
             </w:r>
           </w:p>
         </w:tc>
       </w:tr>
       <w:tr>
-        <w:tblPrEx>
-          <w:tblCellMar>
-            <w:top w:w="0" w:type="dxa"/>
-            <w:bottom w:w="0" w:type="dxa"/>
-          </w:tblCellMar>
-        </w:tblPrEx>
         <w:tc>
           <w:tcPr>
             <w:tcW w:w="2500" w:type="dxa"/>
           </w:tcPr>
           <w:p>
             <w:r>
-              <w:t xml:space="preserve"> </w:t>
-            </w:r>
-            <w:r>
-              <w:t>Dev Tools</w:t>
+              <w:t xml:space="preserve"> Dev Tools</w:t>
             </w:r>
           </w:p>
         </w:tc>
@@ -463,13 +365,7 @@
               <w:rPr>
                 <w:sz w:val="20"/>
               </w:rPr>
-              <w:t xml:space="preserve">  </w:t>
-            </w:r>
-            <w:r>
-              <w:rPr>
-                <w:sz w:val="20"/>
-              </w:rPr>
-              <w:t>VS Code, Cursor, Figma, Postman, Terminal/CLI</w:t>
+              <w:t xml:space="preserve">  VS Code, Cursor, Figma, Postman, Terminal/CLI</w:t>
             </w:r>
           </w:p>
         </w:tc>
@@ -625,15 +521,7 @@
         </w:numPr>
       </w:pPr>
       <w:r>
-        <w:t xml:space="preserve">Implemented AI avatar generation pipeline using </w:t>
-      </w:r>
-      <w:proofErr w:type="spellStart"/>
-      <w:r>
-        <w:t>ComfyUI</w:t>
-      </w:r>
-      <w:proofErr w:type="spellEnd"/>
-      <w:r>
-        <w:t xml:space="preserve"> and Stable Diffusion workflows</w:t>
+        <w:t>Implemented AI avatar generation pipeline using ComfyUI and Stable Diffusion workflows</w:t>
       </w:r>
     </w:p>
     <w:p>
@@ -681,15 +569,7 @@
         </w:numPr>
       </w:pPr>
       <w:r>
-        <w:t xml:space="preserve">Built custom </w:t>
-      </w:r>
-      <w:proofErr w:type="spellStart"/>
-      <w:r>
-        <w:t>ComfyUI</w:t>
-      </w:r>
-      <w:proofErr w:type="spellEnd"/>
-      <w:r>
-        <w:t xml:space="preserve"> pipelines for batch image processing and style consistency</w:t>
+        <w:t>Built custom ComfyUI pipelines for batch image processing and style consistency</w:t>
       </w:r>
     </w:p>
     <w:p>
@@ -725,23 +605,7 @@
           <w:b/>
           <w:bCs/>
         </w:rPr>
-        <w:t xml:space="preserve">Crypto </w:t>
-      </w:r>
-      <w:proofErr w:type="spellStart"/>
-      <w:r>
-        <w:rPr>
-          <w:b/>
-          <w:bCs/>
-        </w:rPr>
-        <w:t>DApps</w:t>
-      </w:r>
-      <w:proofErr w:type="spellEnd"/>
-      <w:r>
-        <w:rPr>
-          <w:b/>
-          <w:bCs/>
-        </w:rPr>
-        <w:t xml:space="preserve"> &amp; Cloud Infrastructure</w:t>
+        <w:t>Crypto DApps &amp; Cloud Infrastructure</w:t>
       </w:r>
     </w:p>
     <w:p>
@@ -765,15 +629,7 @@
         </w:numPr>
       </w:pPr>
       <w:r>
-        <w:t>Containerized applications with Docker for consistent deployment on cloud VPS (</w:t>
-      </w:r>
-      <w:proofErr w:type="spellStart"/>
-      <w:r>
-        <w:t>DigitalOcean</w:t>
-      </w:r>
-      <w:proofErr w:type="spellEnd"/>
-      <w:r>
-        <w:t>, Google Cloud)</w:t>
+        <w:t>Containerized applications with Docker for consistent deployment on cloud VPS (DigitalOcean, Google Cloud)</w:t>
       </w:r>
     </w:p>
     <w:p>
@@ -1673,6 +1529,18 @@
       <w:szCs w:val="20"/>
     </w:rPr>
   </w:style>
+  <w:style w:type="character" w:styleId="UnresolvedMention">
+    <w:name w:val="Unresolved Mention"/>
+    <w:basedOn w:val="DefaultParagraphFont"/>
+    <w:uiPriority w:val="99"/>
+    <w:semiHidden/>
+    <w:unhideWhenUsed/>
+    <w:rsid w:val="007722CE"/>
+    <w:rPr>
+      <w:color w:val="605E5C"/>
+      <w:shd w:val="clear" w:color="auto" w:fill="E1DFDD"/>
+    </w:rPr>
+  </w:style>
 </w:styles>
 </file>
 

--- a/Kim_Julongbayan_Resume.docx
+++ b/Kim_Julongbayan_Resume.docx
@@ -65,312 +65,17 @@
         <w:t>TECHNICAL SKILLS</w:t>
       </w:r>
     </w:p>
-    <w:tbl>
-      <w:tblPr>
-        <w:tblW w:w="5000" w:type="pct"/>
-        <w:tblBorders>
-          <w:top w:val="single" w:sz="4" w:space="0" w:color="auto"/>
-          <w:left w:val="single" w:sz="4" w:space="0" w:color="auto"/>
-          <w:bottom w:val="single" w:sz="4" w:space="0" w:color="auto"/>
-          <w:right w:val="single" w:sz="4" w:space="0" w:color="auto"/>
-          <w:insideH w:val="single" w:sz="4" w:space="0" w:color="auto"/>
-          <w:insideV w:val="single" w:sz="4" w:space="0" w:color="auto"/>
-        </w:tblBorders>
-        <w:tblCellMar>
-          <w:left w:w="10" w:type="dxa"/>
-          <w:right w:w="10" w:type="dxa"/>
-        </w:tblCellMar>
-        <w:tblLook w:val="0000" w:firstRow="0" w:lastRow="0" w:firstColumn="0" w:lastColumn="0" w:noHBand="0" w:noVBand="0"/>
-      </w:tblPr>
-      <w:tblGrid>
-        <w:gridCol w:w="2569"/>
-        <w:gridCol w:w="8221"/>
-      </w:tblGrid>
-      <w:tr>
-        <w:tc>
-          <w:tcPr>
-            <w:tcW w:w="2500" w:type="dxa"/>
-            <w:shd w:val="clear" w:color="auto" w:fill="FFFFFF" w:themeFill="background1"/>
-            <w:tcMar>
-              <w:top w:w="60" w:type="dxa"/>
-              <w:left w:w="100" w:type="dxa"/>
-              <w:bottom w:w="60" w:type="dxa"/>
-              <w:right w:w="100" w:type="dxa"/>
-            </w:tcMar>
-          </w:tcPr>
-          <w:p>
-            <w:r>
-              <w:t>AI/ML Tools</w:t>
-            </w:r>
-          </w:p>
-        </w:tc>
-        <w:tc>
-          <w:tcPr>
-            <w:tcW w:w="8000" w:type="dxa"/>
-            <w:tcMar>
-              <w:top w:w="60" w:type="dxa"/>
-              <w:left w:w="100" w:type="dxa"/>
-              <w:bottom w:w="60" w:type="dxa"/>
-              <w:right w:w="100" w:type="dxa"/>
-            </w:tcMar>
-          </w:tcPr>
-          <w:p>
-            <w:r>
-              <w:rPr>
-                <w:sz w:val="20"/>
-                <w:szCs w:val="20"/>
-              </w:rPr>
-              <w:t>Claude, ChatGPT, Stable Diffusion, ComfyUI, Prompt Engineering, LLM APIs</w:t>
-            </w:r>
-          </w:p>
-        </w:tc>
-      </w:tr>
-      <w:tr>
-        <w:tc>
-          <w:tcPr>
-            <w:tcW w:w="2500" w:type="dxa"/>
-            <w:shd w:val="clear" w:color="auto" w:fill="FFFFFF" w:themeFill="background1"/>
-            <w:tcMar>
-              <w:top w:w="60" w:type="dxa"/>
-              <w:left w:w="100" w:type="dxa"/>
-              <w:bottom w:w="60" w:type="dxa"/>
-              <w:right w:w="100" w:type="dxa"/>
-            </w:tcMar>
-          </w:tcPr>
-          <w:p>
-            <w:r>
-              <w:t>AI Content</w:t>
-            </w:r>
-          </w:p>
-        </w:tc>
-        <w:tc>
-          <w:tcPr>
-            <w:tcW w:w="8000" w:type="dxa"/>
-            <w:tcMar>
-              <w:top w:w="60" w:type="dxa"/>
-              <w:left w:w="100" w:type="dxa"/>
-              <w:bottom w:w="60" w:type="dxa"/>
-              <w:right w:w="100" w:type="dxa"/>
-            </w:tcMar>
-          </w:tcPr>
-          <w:p>
-            <w:r>
-              <w:rPr>
-                <w:sz w:val="20"/>
-                <w:szCs w:val="20"/>
-              </w:rPr>
-              <w:t>Text Generation, Image Generation, Video Generation, AI Workflows</w:t>
-            </w:r>
-          </w:p>
-        </w:tc>
-      </w:tr>
-      <w:tr>
-        <w:tc>
-          <w:tcPr>
-            <w:tcW w:w="2500" w:type="dxa"/>
-            <w:shd w:val="clear" w:color="auto" w:fill="FFFFFF" w:themeFill="background1"/>
-            <w:tcMar>
-              <w:top w:w="60" w:type="dxa"/>
-              <w:left w:w="100" w:type="dxa"/>
-              <w:bottom w:w="60" w:type="dxa"/>
-              <w:right w:w="100" w:type="dxa"/>
-            </w:tcMar>
-          </w:tcPr>
-          <w:p>
-            <w:r>
-              <w:t>Languages</w:t>
-            </w:r>
-          </w:p>
-        </w:tc>
-        <w:tc>
-          <w:tcPr>
-            <w:tcW w:w="8000" w:type="dxa"/>
-            <w:tcMar>
-              <w:top w:w="60" w:type="dxa"/>
-              <w:left w:w="100" w:type="dxa"/>
-              <w:bottom w:w="60" w:type="dxa"/>
-              <w:right w:w="100" w:type="dxa"/>
-            </w:tcMar>
-          </w:tcPr>
-          <w:p>
-            <w:r>
-              <w:rPr>
-                <w:sz w:val="20"/>
-                <w:szCs w:val="20"/>
-              </w:rPr>
-              <w:t>JavaScript, TypeScript, Python, SQL</w:t>
-            </w:r>
-          </w:p>
-        </w:tc>
-      </w:tr>
-      <w:tr>
-        <w:tc>
-          <w:tcPr>
-            <w:tcW w:w="2500" w:type="dxa"/>
-            <w:shd w:val="clear" w:color="auto" w:fill="FFFFFF" w:themeFill="background1"/>
-            <w:tcMar>
-              <w:top w:w="60" w:type="dxa"/>
-              <w:left w:w="100" w:type="dxa"/>
-              <w:bottom w:w="60" w:type="dxa"/>
-              <w:right w:w="100" w:type="dxa"/>
-            </w:tcMar>
-          </w:tcPr>
-          <w:p>
-            <w:r>
-              <w:t>Frontend</w:t>
-            </w:r>
-          </w:p>
-        </w:tc>
-        <w:tc>
-          <w:tcPr>
-            <w:tcW w:w="8000" w:type="dxa"/>
-            <w:tcMar>
-              <w:top w:w="60" w:type="dxa"/>
-              <w:left w:w="100" w:type="dxa"/>
-              <w:bottom w:w="60" w:type="dxa"/>
-              <w:right w:w="100" w:type="dxa"/>
-            </w:tcMar>
-          </w:tcPr>
-          <w:p>
-            <w:r>
-              <w:rPr>
-                <w:sz w:val="20"/>
-                <w:szCs w:val="20"/>
-              </w:rPr>
-              <w:t>React, React Native, Next.js, Tailwind CSS</w:t>
-            </w:r>
-          </w:p>
-        </w:tc>
-      </w:tr>
-      <w:tr>
-        <w:tc>
-          <w:tcPr>
-            <w:tcW w:w="2500" w:type="dxa"/>
-            <w:shd w:val="clear" w:color="auto" w:fill="FFFFFF" w:themeFill="background1"/>
-            <w:tcMar>
-              <w:top w:w="60" w:type="dxa"/>
-              <w:left w:w="100" w:type="dxa"/>
-              <w:bottom w:w="60" w:type="dxa"/>
-              <w:right w:w="100" w:type="dxa"/>
-            </w:tcMar>
-          </w:tcPr>
-          <w:p>
-            <w:r>
-              <w:t>Backend</w:t>
-            </w:r>
-          </w:p>
-        </w:tc>
-        <w:tc>
-          <w:tcPr>
-            <w:tcW w:w="8000" w:type="dxa"/>
-            <w:tcMar>
-              <w:top w:w="60" w:type="dxa"/>
-              <w:left w:w="100" w:type="dxa"/>
-              <w:bottom w:w="60" w:type="dxa"/>
-              <w:right w:w="100" w:type="dxa"/>
-            </w:tcMar>
-          </w:tcPr>
-          <w:p>
-            <w:r>
-              <w:rPr>
-                <w:sz w:val="20"/>
-                <w:szCs w:val="20"/>
-              </w:rPr>
-              <w:t>Node.js, Express, REST APIs, Firebase, PostgreSQL, MySQL</w:t>
-            </w:r>
-          </w:p>
-        </w:tc>
-      </w:tr>
-      <w:tr>
-        <w:tc>
-          <w:tcPr>
-            <w:tcW w:w="2500" w:type="dxa"/>
-            <w:shd w:val="clear" w:color="auto" w:fill="FFFFFF" w:themeFill="background1"/>
-            <w:tcMar>
-              <w:top w:w="60" w:type="dxa"/>
-              <w:left w:w="100" w:type="dxa"/>
-              <w:bottom w:w="60" w:type="dxa"/>
-              <w:right w:w="100" w:type="dxa"/>
-            </w:tcMar>
-          </w:tcPr>
-          <w:p>
-            <w:r>
-              <w:t>QA/Testing</w:t>
-            </w:r>
-          </w:p>
-        </w:tc>
-        <w:tc>
-          <w:tcPr>
-            <w:tcW w:w="8000" w:type="dxa"/>
-            <w:tcMar>
-              <w:top w:w="60" w:type="dxa"/>
-              <w:left w:w="100" w:type="dxa"/>
-              <w:bottom w:w="60" w:type="dxa"/>
-              <w:right w:w="100" w:type="dxa"/>
-            </w:tcMar>
-          </w:tcPr>
-          <w:p>
-            <w:r>
-              <w:rPr>
-                <w:sz w:val="20"/>
-                <w:szCs w:val="20"/>
-              </w:rPr>
-              <w:t>Test Case Design, Bug Reporting, Output Validation, Edge Case Analysis</w:t>
-            </w:r>
-          </w:p>
-        </w:tc>
-      </w:tr>
-      <w:tr>
-        <w:tc>
-          <w:tcPr>
-            <w:tcW w:w="2500" w:type="dxa"/>
-          </w:tcPr>
-          <w:p>
-            <w:r>
-              <w:t xml:space="preserve"> DevOps/Cloud</w:t>
-            </w:r>
-          </w:p>
-        </w:tc>
-        <w:tc>
-          <w:tcPr>
-            <w:tcW w:w="8000" w:type="dxa"/>
-          </w:tcPr>
-          <w:p>
-            <w:r>
-              <w:rPr>
-                <w:sz w:val="20"/>
-              </w:rPr>
-              <w:t xml:space="preserve">  Docker, Git, GitLab, Google Cloud, DigitalOcean, VPS, Linux</w:t>
-            </w:r>
-          </w:p>
-        </w:tc>
-      </w:tr>
-      <w:tr>
-        <w:tc>
-          <w:tcPr>
-            <w:tcW w:w="2500" w:type="dxa"/>
-          </w:tcPr>
-          <w:p>
-            <w:r>
-              <w:t xml:space="preserve"> Dev Tools</w:t>
-            </w:r>
-          </w:p>
-        </w:tc>
-        <w:tc>
-          <w:tcPr>
-            <w:tcW w:w="8000" w:type="dxa"/>
-          </w:tcPr>
-          <w:p>
-            <w:r>
-              <w:rPr>
-                <w:sz w:val="20"/>
-              </w:rPr>
-              <w:t xml:space="preserve">  VS Code, Cursor, Figma, Postman, Terminal/CLI</w:t>
-            </w:r>
-          </w:p>
-        </w:tc>
-      </w:tr>
-    </w:tbl>
+    <w:p>
+      <w:pPr>
+        <w:spacing w:after="200"/>
+      </w:pPr>
+      <w:r>
+        <w:rPr>
+          <w:sz w:val="20"/>
+        </w:rPr>
+        <w:t xml:space="preserve">AI/ML Tools: Claude, ChatGPT, Stable Diffusion, ComfyUI, Prompt Engineering, LLM APIs | AI Content: Text Generation, Image Generation, Video Generation, AI Workflows | Languages: JavaScript, TypeScript, Python, SQL | Frontend: React, React Native, Next.js, Tailwind CSS | Backend: Node.js, Express, REST APIs, Firebase, PostgreSQL, MySQL | QA/Testing: Test Case Design, Bug Reporting, Output Validation, Edge Case Analysis | DevOps/Cloud: Docker, Git, GitLab, Google Cloud, DigitalOcean, VPS, Linux | Dev Tools: VS Code, Cursor, Figma, Postman, Terminal/CLI</w:t>
+      </w:r>
+    </w:p>
     <w:p>
       <w:pPr>
         <w:pStyle w:val="Heading1"/>
@@ -440,19 +145,19 @@
           <w:b/>
           <w:bCs/>
         </w:rPr>
-        <w:t>E-Commerce Developer (Capstone) — Online Retail Platform</w:t>
-      </w:r>
-    </w:p>
-    <w:p>
-      <w:pPr>
-        <w:pStyle w:val="ListParagraph"/>
-        <w:numPr>
-          <w:ilvl w:val="0"/>
-          <w:numId w:val="2"/>
-        </w:numPr>
-      </w:pPr>
-      <w:r>
-        <w:t>Built and maintained e-commerce platform features including product catalog and checkout flow</w:t>
+        <w:t>E-Commerce Developer (Capstone) — kikoysbike.app</w:t>
+      </w:r>
+    </w:p>
+    <w:p>
+      <w:pPr>
+        <w:pStyle w:val="ListParagraph"/>
+        <w:numPr>
+          <w:ilvl w:val="0"/>
+          <w:numId w:val="2"/>
+        </w:numPr>
+      </w:pPr>
+      <w:r>
+        <w:t>Built e-commerce platform with AI-powered bike builder chatbot that recommends builds based on budget, terrain, and riding style</w:t>
       </w:r>
     </w:p>
     <w:p>
@@ -476,7 +181,7 @@
         </w:numPr>
       </w:pPr>
       <w:r>
-        <w:t>Debugged and resolved frontend/backend issues; documented technical specifications</w:t>
+        <w:t>Integrated OpenAI API for conversational product recommendations; debugged frontend/backend issues</w:t>
       </w:r>
     </w:p>
     <w:p>
@@ -509,7 +214,7 @@
         </w:numPr>
       </w:pPr>
       <w:r>
-        <w:t>Designed competitive real-time multiplayer word game available on web, iOS, and Android</w:t>
+        <w:t>Built real-time multiplayer word game (React Native, Node.js, Express) for web, iOS, and Android</w:t>
       </w:r>
     </w:p>
     <w:p>
@@ -533,7 +238,7 @@
         </w:numPr>
       </w:pPr>
       <w:r>
-        <w:t>Deployed backend services on VPS with Docker containerization and WebSocket support</w:t>
+        <w:t>Deployed backend on VPS with Docker, WebSocket for real-time gameplay, and REST APIs</w:t>
       </w:r>
     </w:p>
     <w:p>
@@ -605,19 +310,19 @@
           <w:b/>
           <w:bCs/>
         </w:rPr>
-        <w:t>Crypto DApps &amp; Cloud Infrastructure</w:t>
-      </w:r>
-    </w:p>
-    <w:p>
-      <w:pPr>
-        <w:pStyle w:val="ListParagraph"/>
-        <w:numPr>
-          <w:ilvl w:val="0"/>
-          <w:numId w:val="2"/>
-        </w:numPr>
-      </w:pPr>
-      <w:r>
-        <w:t>Built Casinore.io, a decentralized blockchain platform with Privy wallet authentication</w:t>
+        <w:t>Casinore.io — Blockchain DApp &amp; Cloud Infrastructure</w:t>
+      </w:r>
+    </w:p>
+    <w:p>
+      <w:pPr>
+        <w:pStyle w:val="ListParagraph"/>
+        <w:numPr>
+          <w:ilvl w:val="0"/>
+          <w:numId w:val="2"/>
+        </w:numPr>
+      </w:pPr>
+      <w:r>
+        <w:t>Built Casinore.io (React, Next.js, Solana), a decentralized blockchain platform with Privy wallet auth</w:t>
       </w:r>
     </w:p>
     <w:p>

--- a/Kim_Julongbayan_Resume.docx
+++ b/Kim_Julongbayan_Resume.docx
@@ -111,7 +111,7 @@
     </w:p>
     <w:p>
       <w:pPr>
-        <w:spacing w:line="240" w:lineRule="auto"/>
+        <w:spacing w:after="120" w:line="240" w:lineRule="auto"/>
       </w:pPr>
       <w:r>
         <w:rPr>
@@ -124,7 +124,7 @@
     <w:p>
       <w:pPr>
         <w:pStyle w:val="ListBullet"/>
-        <w:spacing w:line="240" w:lineRule="auto"/>
+        <w:spacing w:after="120" w:line="240" w:lineRule="auto"/>
       </w:pPr>
       <w:r>
         <w:rPr>
@@ -136,7 +136,7 @@
     <w:p>
       <w:pPr>
         <w:pStyle w:val="ListBullet"/>
-        <w:spacing w:line="240" w:lineRule="auto"/>
+        <w:spacing w:after="120" w:line="240" w:lineRule="auto"/>
       </w:pPr>
       <w:r>
         <w:rPr>
@@ -148,7 +148,7 @@
     <w:p>
       <w:pPr>
         <w:pStyle w:val="ListBullet"/>
-        <w:spacing w:line="240" w:lineRule="auto"/>
+        <w:spacing w:after="120" w:line="240" w:lineRule="auto"/>
       </w:pPr>
       <w:r>
         <w:rPr>
@@ -159,7 +159,12 @@
     </w:p>
     <w:p>
       <w:pPr>
-        <w:spacing w:line="240" w:lineRule="auto"/>
+        <w:pStyle w:val="ListBullet"/>
+        <w:numPr>
+          <w:ilvl w:val="0"/>
+          <w:numId w:val="0"/>
+        </w:numPr>
+        <w:spacing w:after="120" w:line="240" w:lineRule="auto"/>
       </w:pPr>
       <w:r>
         <w:rPr>
@@ -172,7 +177,7 @@
     <w:p>
       <w:pPr>
         <w:pStyle w:val="ListBullet"/>
-        <w:spacing w:line="240" w:lineRule="auto"/>
+        <w:spacing w:after="120" w:line="240" w:lineRule="auto"/>
       </w:pPr>
       <w:r>
         <w:rPr>
@@ -184,7 +189,7 @@
     <w:p>
       <w:pPr>
         <w:pStyle w:val="ListBullet"/>
-        <w:spacing w:line="240" w:lineRule="auto"/>
+        <w:spacing w:after="120" w:line="240" w:lineRule="auto"/>
       </w:pPr>
       <w:r>
         <w:rPr>
@@ -196,7 +201,7 @@
     <w:p>
       <w:pPr>
         <w:pStyle w:val="ListBullet"/>
-        <w:spacing w:line="240" w:lineRule="auto"/>
+        <w:spacing w:after="120" w:line="240" w:lineRule="auto"/>
       </w:pPr>
       <w:r>
         <w:rPr>
@@ -207,7 +212,12 @@
     </w:p>
     <w:p>
       <w:pPr>
-        <w:spacing w:line="240" w:lineRule="auto"/>
+        <w:pStyle w:val="ListBullet"/>
+        <w:numPr>
+          <w:ilvl w:val="0"/>
+          <w:numId w:val="0"/>
+        </w:numPr>
+        <w:spacing w:after="120" w:line="240" w:lineRule="auto"/>
       </w:pPr>
       <w:r>
         <w:rPr>
@@ -219,7 +229,7 @@
     </w:p>
     <w:p>
       <w:pPr>
-        <w:spacing w:line="240" w:lineRule="auto"/>
+        <w:spacing w:after="120" w:line="240" w:lineRule="auto"/>
       </w:pPr>
       <w:hyperlink r:id="rId9" w:history="1">
         <w:r>
@@ -227,42 +237,26 @@
             <w:rStyle w:val="Hyperlink"/>
             <w:b/>
           </w:rPr>
-          <w:t>Wor</w:t>
-        </w:r>
-        <w:r>
-          <w:rPr>
-            <w:rStyle w:val="Hyperlink"/>
-            <w:b/>
-          </w:rPr>
-          <w:t>d</w:t>
-        </w:r>
-        <w:r>
-          <w:rPr>
-            <w:rStyle w:val="Hyperlink"/>
-            <w:b/>
-          </w:rPr>
-          <w:t>W</w:t>
-        </w:r>
-        <w:r>
-          <w:rPr>
-            <w:rStyle w:val="Hyperlink"/>
-            <w:b/>
-          </w:rPr>
-          <w:t>a</w:t>
-        </w:r>
-        <w:r>
-          <w:rPr>
-            <w:rStyle w:val="Hyperlink"/>
-            <w:b/>
-          </w:rPr>
-          <w:t>rz.io</w:t>
+          <w:t>WordWarz.io</w:t>
         </w:r>
       </w:hyperlink>
       <w:r>
         <w:rPr>
           <w:b/>
         </w:rPr>
-        <w:t xml:space="preserve"> —Real-Time Multiplayer Game</w:t>
+        <w:t xml:space="preserve"> </w:t>
+      </w:r>
+      <w:r>
+        <w:rPr>
+          <w:b/>
+        </w:rPr>
+        <w:t xml:space="preserve">- </w:t>
+      </w:r>
+      <w:r>
+        <w:rPr>
+          <w:b/>
+        </w:rPr>
+        <w:t>Real-Time Multiplayer Game</w:t>
       </w:r>
       <w:r>
         <w:rPr>
@@ -274,7 +268,7 @@
     <w:p>
       <w:pPr>
         <w:pStyle w:val="ListBullet"/>
-        <w:spacing w:line="240" w:lineRule="auto"/>
+        <w:spacing w:after="120" w:line="240" w:lineRule="auto"/>
         <w:rPr>
           <w:sz w:val="20"/>
           <w:szCs w:val="20"/>
@@ -310,7 +304,7 @@
     <w:p>
       <w:pPr>
         <w:pStyle w:val="ListBullet"/>
-        <w:spacing w:line="240" w:lineRule="auto"/>
+        <w:spacing w:after="120" w:line="240" w:lineRule="auto"/>
         <w:rPr>
           <w:sz w:val="20"/>
           <w:szCs w:val="20"/>
@@ -327,7 +321,7 @@
     <w:p>
       <w:pPr>
         <w:pStyle w:val="ListBullet"/>
-        <w:spacing w:line="240" w:lineRule="auto"/>
+        <w:spacing w:after="120" w:line="240" w:lineRule="auto"/>
         <w:rPr>
           <w:sz w:val="20"/>
           <w:szCs w:val="20"/>
@@ -344,7 +338,7 @@
     <w:p>
       <w:pPr>
         <w:pStyle w:val="ListBullet"/>
-        <w:spacing w:line="240" w:lineRule="auto"/>
+        <w:spacing w:after="120" w:line="240" w:lineRule="auto"/>
       </w:pPr>
       <w:r>
         <w:rPr>
@@ -356,7 +350,7 @@
     <w:p>
       <w:pPr>
         <w:pStyle w:val="ListBullet"/>
-        <w:spacing w:line="240" w:lineRule="auto"/>
+        <w:spacing w:after="120" w:line="240" w:lineRule="auto"/>
       </w:pPr>
       <w:r>
         <w:rPr>
@@ -367,7 +361,7 @@
     </w:p>
     <w:p>
       <w:pPr>
-        <w:spacing w:line="240" w:lineRule="auto"/>
+        <w:spacing w:after="120" w:line="240" w:lineRule="auto"/>
       </w:pPr>
       <w:hyperlink r:id="rId10" w:history="1">
         <w:r>
@@ -382,7 +376,19 @@
         <w:rPr>
           <w:b/>
         </w:rPr>
-        <w:t xml:space="preserve"> — Blockchain </w:t>
+        <w:t xml:space="preserve"> </w:t>
+      </w:r>
+      <w:r>
+        <w:rPr>
+          <w:b/>
+        </w:rPr>
+        <w:t>-</w:t>
+      </w:r>
+      <w:r>
+        <w:rPr>
+          <w:b/>
+        </w:rPr>
+        <w:t xml:space="preserve"> Blockchain </w:t>
       </w:r>
       <w:proofErr w:type="spellStart"/>
       <w:r>
@@ -402,7 +408,7 @@
     <w:p>
       <w:pPr>
         <w:pStyle w:val="ListBullet"/>
-        <w:spacing w:line="240" w:lineRule="auto"/>
+        <w:spacing w:after="120" w:line="240" w:lineRule="auto"/>
       </w:pPr>
       <w:r>
         <w:rPr>
@@ -414,7 +420,7 @@
     <w:p>
       <w:pPr>
         <w:pStyle w:val="ListBullet"/>
-        <w:spacing w:line="240" w:lineRule="auto"/>
+        <w:spacing w:after="120" w:line="240" w:lineRule="auto"/>
       </w:pPr>
       <w:r>
         <w:rPr>
@@ -425,9 +431,118 @@
     </w:p>
     <w:p>
       <w:pPr>
-        <w:spacing w:line="240" w:lineRule="auto"/>
+        <w:spacing w:after="120" w:line="240" w:lineRule="auto"/>
       </w:pPr>
       <w:hyperlink r:id="rId11" w:history="1">
+        <w:proofErr w:type="spellStart"/>
+        <w:r>
+          <w:rPr>
+            <w:rStyle w:val="Hyperlink"/>
+            <w:b/>
+          </w:rPr>
+          <w:t>RecodeAI</w:t>
+        </w:r>
+        <w:proofErr w:type="spellEnd"/>
+      </w:hyperlink>
+      <w:r>
+        <w:rPr>
+          <w:b/>
+        </w:rPr>
+        <w:t xml:space="preserve"> </w:t>
+      </w:r>
+      <w:r>
+        <w:rPr>
+          <w:b/>
+        </w:rPr>
+        <w:t>-</w:t>
+      </w:r>
+      <w:r>
+        <w:rPr>
+          <w:b/>
+        </w:rPr>
+        <w:t xml:space="preserve"> </w:t>
+      </w:r>
+      <w:r>
+        <w:rPr>
+          <w:b/>
+        </w:rPr>
+        <w:t xml:space="preserve">AI-Powered Website </w:t>
+      </w:r>
+      <w:proofErr w:type="spellStart"/>
+      <w:r>
+        <w:rPr>
+          <w:b/>
+        </w:rPr>
+        <w:t>Redesigner</w:t>
+      </w:r>
+      <w:proofErr w:type="spellEnd"/>
+    </w:p>
+    <w:p>
+      <w:pPr>
+        <w:pStyle w:val="ListBullet"/>
+        <w:spacing w:after="120"/>
+        <w:rPr>
+          <w:sz w:val="20"/>
+        </w:rPr>
+      </w:pPr>
+      <w:r>
+        <w:rPr>
+          <w:sz w:val="20"/>
+        </w:rPr>
+        <w:t>Built full-stack Next.js tool that crawls any website, analyzes brand identity via Claude API, generates a complete</w:t>
+      </w:r>
+    </w:p>
+    <w:p>
+      <w:pPr>
+        <w:pStyle w:val="ListBullet"/>
+        <w:numPr>
+          <w:ilvl w:val="0"/>
+          <w:numId w:val="0"/>
+        </w:numPr>
+        <w:spacing w:after="120"/>
+        <w:ind w:left="360"/>
+      </w:pPr>
+      <w:r>
+        <w:rPr>
+          <w:sz w:val="20"/>
+        </w:rPr>
+        <w:t xml:space="preserve">redesign, and auto-deploys to Netlify </w:t>
+      </w:r>
+      <w:r>
+        <w:rPr>
+          <w:sz w:val="20"/>
+        </w:rPr>
+        <w:t>-</w:t>
+      </w:r>
+      <w:r>
+        <w:rPr>
+          <w:sz w:val="20"/>
+        </w:rPr>
+        <w:t xml:space="preserve"> all streamed in real time via SSE</w:t>
+      </w:r>
+    </w:p>
+    <w:p>
+      <w:pPr>
+        <w:pStyle w:val="ListBullet"/>
+        <w:spacing w:after="120"/>
+        <w:rPr>
+          <w:sz w:val="20"/>
+          <w:szCs w:val="20"/>
+        </w:rPr>
+      </w:pPr>
+      <w:r>
+        <w:rPr>
+          <w:sz w:val="20"/>
+          <w:szCs w:val="20"/>
+        </w:rPr>
+        <w:t>Engineered chained LLM inference pipeline with structured output parsing and multi-file code generation.</w:t>
+      </w:r>
+    </w:p>
+    <w:p>
+      <w:pPr>
+        <w:spacing w:after="120" w:line="240" w:lineRule="auto"/>
+      </w:pPr>
+      <w:hyperlink r:id="rId12" w:history="1">
         <w:proofErr w:type="spellStart"/>
         <w:r>
           <w:rPr>
@@ -442,13 +557,25 @@
         <w:rPr>
           <w:b/>
         </w:rPr>
-        <w:t xml:space="preserve"> — AI-Powered E-Commerce Platform</w:t>
+        <w:t xml:space="preserve"> </w:t>
+      </w:r>
+      <w:r>
+        <w:rPr>
+          <w:b/>
+        </w:rPr>
+        <w:t>-</w:t>
+      </w:r>
+      <w:r>
+        <w:rPr>
+          <w:b/>
+        </w:rPr>
+        <w:t xml:space="preserve"> AI-Powered E-Commerce Platform</w:t>
       </w:r>
     </w:p>
     <w:p>
       <w:pPr>
         <w:pStyle w:val="ListBullet"/>
-        <w:spacing w:line="240" w:lineRule="auto"/>
+        <w:spacing w:after="120" w:line="240" w:lineRule="auto"/>
       </w:pPr>
       <w:r>
         <w:rPr>
@@ -459,7 +586,12 @@
     </w:p>
     <w:p>
       <w:pPr>
-        <w:spacing w:line="240" w:lineRule="auto"/>
+        <w:pStyle w:val="ListBullet"/>
+        <w:numPr>
+          <w:ilvl w:val="0"/>
+          <w:numId w:val="0"/>
+        </w:numPr>
+        <w:spacing w:after="120" w:line="240" w:lineRule="auto"/>
       </w:pPr>
       <w:r>
         <w:rPr>
@@ -471,7 +603,7 @@
     </w:p>
     <w:p>
       <w:pPr>
-        <w:spacing w:line="240" w:lineRule="auto"/>
+        <w:spacing w:after="120" w:line="240" w:lineRule="auto"/>
       </w:pPr>
       <w:r>
         <w:rPr>
@@ -483,7 +615,7 @@
     <w:p>
       <w:pPr>
         <w:pStyle w:val="ListBullet"/>
-        <w:spacing w:line="240" w:lineRule="auto"/>
+        <w:spacing w:after="120" w:line="240" w:lineRule="auto"/>
       </w:pPr>
       <w:r>
         <w:rPr>
@@ -495,7 +627,7 @@
     <w:p>
       <w:pPr>
         <w:pStyle w:val="ListBullet"/>
-        <w:spacing w:line="240" w:lineRule="auto"/>
+        <w:spacing w:after="120" w:line="240" w:lineRule="auto"/>
       </w:pPr>
       <w:r>
         <w:rPr>
@@ -507,7 +639,7 @@
     <w:p>
       <w:pPr>
         <w:pStyle w:val="ListBullet"/>
-        <w:spacing w:line="240" w:lineRule="auto"/>
+        <w:spacing w:after="120" w:line="240" w:lineRule="auto"/>
       </w:pPr>
       <w:r>
         <w:rPr>
@@ -518,7 +650,7 @@
     </w:p>
     <w:p>
       <w:pPr>
-        <w:spacing w:line="240" w:lineRule="auto"/>
+        <w:spacing w:after="120" w:line="240" w:lineRule="auto"/>
       </w:pPr>
       <w:r>
         <w:rPr>
@@ -531,7 +663,7 @@
     <w:p>
       <w:pPr>
         <w:pStyle w:val="ListBullet"/>
-        <w:spacing w:line="240" w:lineRule="auto"/>
+        <w:spacing w:after="120" w:line="240" w:lineRule="auto"/>
       </w:pPr>
       <w:r>
         <w:rPr>

--- a/Kim_Julongbayan_Resume.docx
+++ b/Kim_Julongbayan_Resume.docx
@@ -44,7 +44,6 @@
         <w:t xml:space="preserve">Portfolio: </w:t>
       </w:r>
       <w:hyperlink r:id="rId6" w:history="1">
-        <w:proofErr w:type="spellStart"/>
         <w:r>
           <w:rPr>
             <w:rStyle w:val="Hyperlink"/>
@@ -52,7 +51,6 @@
           </w:rPr>
           <w:t>kimlj.dev</w:t>
         </w:r>
-        <w:proofErr w:type="spellEnd"/>
       </w:hyperlink>
       <w:r>
         <w:rPr>
@@ -72,17 +70,8 @@
             <w:rStyle w:val="Hyperlink"/>
             <w:sz w:val="18"/>
           </w:rPr>
-          <w:t>github.com/</w:t>
+          <w:t>github.com/kimlj</w:t>
         </w:r>
-        <w:proofErr w:type="spellStart"/>
-        <w:r>
-          <w:rPr>
-            <w:rStyle w:val="Hyperlink"/>
-            <w:sz w:val="18"/>
-          </w:rPr>
-          <w:t>kimlj</w:t>
-        </w:r>
-        <w:proofErr w:type="spellEnd"/>
       </w:hyperlink>
       <w:r>
         <w:rPr>
@@ -96,17 +85,8 @@
             <w:rStyle w:val="Hyperlink"/>
             <w:sz w:val="18"/>
           </w:rPr>
-          <w:t>linkedin.com/in/</w:t>
+          <w:t>linkedin.com/in/kimjulongbayan</w:t>
         </w:r>
-        <w:proofErr w:type="spellStart"/>
-        <w:r>
-          <w:rPr>
-            <w:rStyle w:val="Hyperlink"/>
-            <w:sz w:val="18"/>
-          </w:rPr>
-          <w:t>kimjulongbayan</w:t>
-        </w:r>
-        <w:proofErr w:type="spellEnd"/>
       </w:hyperlink>
     </w:p>
     <w:p>
@@ -369,113 +349,21 @@
             <w:rStyle w:val="Hyperlink"/>
             <w:b/>
           </w:rPr>
-          <w:t>Casinore.io</w:t>
+          <w:t>RecodeAI</w:t>
         </w:r>
       </w:hyperlink>
       <w:r>
         <w:rPr>
           <w:b/>
         </w:rPr>
-        <w:t xml:space="preserve"> </w:t>
+        <w:t xml:space="preserve"> - </w:t>
       </w:r>
       <w:r>
         <w:rPr>
           <w:b/>
         </w:rPr>
-        <w:t>-</w:t>
+        <w:t>AI-Powered Website Redesigner</w:t>
       </w:r>
-      <w:r>
-        <w:rPr>
-          <w:b/>
-        </w:rPr>
-        <w:t xml:space="preserve"> Blockchain </w:t>
-      </w:r>
-      <w:proofErr w:type="spellStart"/>
-      <w:r>
-        <w:rPr>
-          <w:b/>
-        </w:rPr>
-        <w:t>DApp</w:t>
-      </w:r>
-      <w:proofErr w:type="spellEnd"/>
-      <w:r>
-        <w:rPr>
-          <w:b/>
-        </w:rPr>
-        <w:t xml:space="preserve"> (Solana)</w:t>
-      </w:r>
-    </w:p>
-    <w:p>
-      <w:pPr>
-        <w:pStyle w:val="ListBullet"/>
-        <w:spacing w:after="120" w:line="240" w:lineRule="auto"/>
-      </w:pPr>
-      <w:r>
-        <w:rPr>
-          <w:sz w:val="20"/>
-        </w:rPr>
-        <w:t>Developed React/Next.js decentralized application with wallet authentication and on-chain transactions.</w:t>
-      </w:r>
-    </w:p>
-    <w:p>
-      <w:pPr>
-        <w:pStyle w:val="ListBullet"/>
-        <w:spacing w:after="120" w:line="240" w:lineRule="auto"/>
-      </w:pPr>
-      <w:r>
-        <w:rPr>
-          <w:sz w:val="20"/>
-        </w:rPr>
-        <w:t>Deployed Dockerized infrastructure on Google Cloud and VPS with automated CI/CD pipelines.</w:t>
-      </w:r>
-    </w:p>
-    <w:p>
-      <w:pPr>
-        <w:spacing w:after="120" w:line="240" w:lineRule="auto"/>
-      </w:pPr>
-      <w:hyperlink r:id="rId11" w:history="1">
-        <w:proofErr w:type="spellStart"/>
-        <w:r>
-          <w:rPr>
-            <w:rStyle w:val="Hyperlink"/>
-            <w:b/>
-          </w:rPr>
-          <w:t>RecodeAI</w:t>
-        </w:r>
-        <w:proofErr w:type="spellEnd"/>
-      </w:hyperlink>
-      <w:r>
-        <w:rPr>
-          <w:b/>
-        </w:rPr>
-        <w:t xml:space="preserve"> </w:t>
-      </w:r>
-      <w:r>
-        <w:rPr>
-          <w:b/>
-        </w:rPr>
-        <w:t>-</w:t>
-      </w:r>
-      <w:r>
-        <w:rPr>
-          <w:b/>
-        </w:rPr>
-        <w:t xml:space="preserve"> </w:t>
-      </w:r>
-      <w:r>
-        <w:rPr>
-          <w:b/>
-        </w:rPr>
-        <w:t xml:space="preserve">AI-Powered Website </w:t>
-      </w:r>
-      <w:proofErr w:type="spellStart"/>
-      <w:r>
-        <w:rPr>
-          <w:b/>
-        </w:rPr>
-        <w:t>Redesigner</w:t>
-      </w:r>
-      <w:proofErr w:type="spellEnd"/>
     </w:p>
     <w:p>
       <w:pPr>
@@ -540,36 +428,88 @@
     </w:p>
     <w:p>
       <w:pPr>
+        <w:pStyle w:val="ListBullet"/>
+        <w:numPr>
+          <w:ilvl w:val="0"/>
+          <w:numId w:val="0"/>
+        </w:numPr>
+        <w:spacing w:after="120"/>
+        <w:ind w:left="360"/>
+        <w:rPr>
+          <w:sz w:val="20"/>
+          <w:szCs w:val="20"/>
+        </w:rPr>
+      </w:pPr>
+    </w:p>
+    <w:p>
+      <w:pPr>
+        <w:pStyle w:val="ListBullet"/>
+        <w:numPr>
+          <w:ilvl w:val="0"/>
+          <w:numId w:val="0"/>
+        </w:numPr>
+      </w:pPr>
+      <w:r>
+        <w:rPr>
+          <w:b/>
+        </w:rPr>
+        <w:t>Job Email Watcher</w:t>
+      </w:r>
+      <w:r>
+        <w:t xml:space="preserve"> - </w:t>
+      </w:r>
+      <w:r>
+        <w:t>AI Job Alert Automation Pipeline</w:t>
+      </w:r>
+    </w:p>
+    <w:p>
+      <w:pPr>
+        <w:pStyle w:val="ListBullet"/>
+        <w:rPr>
+          <w:sz w:val="20"/>
+          <w:szCs w:val="20"/>
+        </w:rPr>
+      </w:pPr>
+      <w:r>
+        <w:rPr>
+          <w:sz w:val="20"/>
+          <w:szCs w:val="20"/>
+        </w:rPr>
+        <w:t>Built end-to-end n8n job alert pipeline automating Gmail extraction, GPT-4o resume scoring with hybrid AI + code</w:t>
+      </w:r>
+      <w:r>
+        <w:rPr>
+          <w:sz w:val="20"/>
+          <w:szCs w:val="20"/>
+        </w:rPr>
+        <w:t xml:space="preserve"> </w:t>
+      </w:r>
+      <w:r>
+        <w:rPr>
+          <w:sz w:val="20"/>
+          <w:szCs w:val="20"/>
+        </w:rPr>
+        <w:t>salary algorithm, Google Sheets logging, and Telegram notifications</w:t>
+      </w:r>
+    </w:p>
+    <w:p>
+      <w:pPr>
         <w:spacing w:after="120" w:line="240" w:lineRule="auto"/>
       </w:pPr>
-      <w:hyperlink r:id="rId12" w:history="1">
-        <w:proofErr w:type="spellStart"/>
+      <w:hyperlink r:id="rId11" w:history="1">
         <w:r>
           <w:rPr>
             <w:rStyle w:val="Hyperlink"/>
             <w:b/>
           </w:rPr>
-          <w:t>kikoysbike.app</w:t>
+          <w:t>Casinore.io</w:t>
         </w:r>
-        <w:proofErr w:type="spellEnd"/>
       </w:hyperlink>
       <w:r>
         <w:rPr>
           <w:b/>
         </w:rPr>
-        <w:t xml:space="preserve"> </w:t>
-      </w:r>
-      <w:r>
-        <w:rPr>
-          <w:b/>
-        </w:rPr>
-        <w:t>-</w:t>
-      </w:r>
-      <w:r>
-        <w:rPr>
-          <w:b/>
-        </w:rPr>
-        <w:t xml:space="preserve"> AI-Powered E-Commerce Platform</w:t>
+        <w:t xml:space="preserve"> - Blockchain DApp (Solana)</w:t>
       </w:r>
     </w:p>
     <w:p>
@@ -581,7 +521,19 @@
         <w:rPr>
           <w:sz w:val="20"/>
         </w:rPr>
-        <w:t>Built full-stack e-commerce platform with OpenAI-powered recommendation chatbot for personalized bike configuration.</w:t>
+        <w:t>Developed React/Next.js decentralized application with wallet authentication and on-chain transactions.</w:t>
+      </w:r>
+    </w:p>
+    <w:p>
+      <w:pPr>
+        <w:pStyle w:val="ListBullet"/>
+        <w:spacing w:after="120" w:line="240" w:lineRule="auto"/>
+      </w:pPr>
+      <w:r>
+        <w:rPr>
+          <w:sz w:val="20"/>
+        </w:rPr>
+        <w:t>Deployed Dockerized infrastructure on Google Cloud and VPS with automated CI/CD pipelines.</w:t>
       </w:r>
     </w:p>
     <w:p>

--- a/Kim_Julongbayan_Resume.docx
+++ b/Kim_Julongbayan_Resume.docx
@@ -22,7 +22,31 @@
         <w:rPr>
           <w:sz w:val="18"/>
         </w:rPr>
-        <w:t>Full Stack Engineer | AI Engineer | Backend Systems</w:t>
+        <w:t>Full Stack</w:t>
+      </w:r>
+      <w:r>
+        <w:rPr>
+          <w:sz w:val="18"/>
+        </w:rPr>
+        <w:t xml:space="preserve"> Developer</w:t>
+      </w:r>
+      <w:r>
+        <w:rPr>
+          <w:sz w:val="18"/>
+        </w:rPr>
+        <w:t xml:space="preserve"> | AI</w:t>
+      </w:r>
+      <w:r>
+        <w:rPr>
+          <w:sz w:val="18"/>
+        </w:rPr>
+        <w:t xml:space="preserve"> Developer</w:t>
+      </w:r>
+      <w:r>
+        <w:rPr>
+          <w:sz w:val="18"/>
+        </w:rPr>
+        <w:t xml:space="preserve"> | Backend Systems</w:t>
       </w:r>
       <w:r>
         <w:rPr>
@@ -110,7 +134,31 @@
         <w:rPr>
           <w:sz w:val="20"/>
         </w:rPr>
-        <w:t>Full Stack Engineer with 5+ years of experience building scalable web, mobile, and AI-integrated systems.</w:t>
+        <w:t xml:space="preserve">Full Stack Engineer with 5+ years of </w:t>
+      </w:r>
+      <w:r>
+        <w:rPr>
+          <w:sz w:val="20"/>
+        </w:rPr>
+        <w:t xml:space="preserve">on-and-off </w:t>
+      </w:r>
+      <w:r>
+        <w:rPr>
+          <w:sz w:val="20"/>
+        </w:rPr>
+        <w:t xml:space="preserve">experience building </w:t>
+      </w:r>
+      <w:r>
+        <w:rPr>
+          <w:sz w:val="20"/>
+        </w:rPr>
+        <w:t xml:space="preserve">independent projects - </w:t>
+      </w:r>
+      <w:r>
+        <w:rPr>
+          <w:sz w:val="20"/>
+        </w:rPr>
+        <w:t>scalable web, mobile, and AI-integrated systems.</w:t>
       </w:r>
     </w:p>
     <w:p>
@@ -134,7 +182,13 @@
         <w:rPr>
           <w:sz w:val="20"/>
         </w:rPr>
-        <w:t>Proven ownership of end-to-end system architecture, backend performance optimization, and production infrastructure.</w:t>
+        <w:t>Hands of experience with</w:t>
+      </w:r>
+      <w:r>
+        <w:rPr>
+          <w:sz w:val="20"/>
+        </w:rPr>
+        <w:t xml:space="preserve"> end-to-end system architecture, backend performance optimization, and production infrastructure.</w:t>
       </w:r>
     </w:p>
     <w:p>
@@ -573,7 +627,13 @@
         <w:rPr>
           <w:sz w:val="20"/>
         </w:rPr>
-        <w:t>Designed and deployed production-grade applications across frontend, backend, and database layers.</w:t>
+        <w:t>Self-directed development of independent projects</w:t>
+      </w:r>
+      <w:r>
+        <w:rPr>
+          <w:sz w:val="20"/>
+        </w:rPr>
+        <w:t xml:space="preserve"> across frontend, backend, and database layers.</w:t>
       </w:r>
     </w:p>
     <w:p>

--- a/Kim_Julongbayan_Resume.docx
+++ b/Kim_Julongbayan_Resume.docx
@@ -134,31 +134,7 @@
         <w:rPr>
           <w:sz w:val="20"/>
         </w:rPr>
-        <w:t xml:space="preserve">Full Stack Engineer with 5+ years of </w:t>
-      </w:r>
-      <w:r>
-        <w:rPr>
-          <w:sz w:val="20"/>
-        </w:rPr>
-        <w:t xml:space="preserve">on-and-off </w:t>
-      </w:r>
-      <w:r>
-        <w:rPr>
-          <w:sz w:val="20"/>
-        </w:rPr>
-        <w:t xml:space="preserve">experience building </w:t>
-      </w:r>
-      <w:r>
-        <w:rPr>
-          <w:sz w:val="20"/>
-        </w:rPr>
-        <w:t xml:space="preserve">independent projects - </w:t>
-      </w:r>
-      <w:r>
-        <w:rPr>
-          <w:sz w:val="20"/>
-        </w:rPr>
-        <w:t>scalable web, mobile, and AI-integrated systems.</w:t>
+        <w:t>Full Stack Engineer with 5+ years of on-and-off experience building independent projects and one production client system - scalable web, mobile, and AI-integrated systems.</w:t>
       </w:r>
     </w:p>
     <w:p>
@@ -193,18 +169,12 @@
     </w:p>
     <w:p>
       <w:pPr>
-        <w:pStyle w:val="ListBullet"/>
-        <w:numPr>
-          <w:ilvl w:val="0"/>
-          <w:numId w:val="0"/>
-        </w:numPr>
         <w:spacing w:after="120" w:line="240" w:lineRule="auto"/>
       </w:pPr>
       <w:r>
         <w:rPr>
           <w:b/>
         </w:rPr>
-        <w:br/>
         <w:t>TECHNICAL SKILLS</w:t>
       </w:r>
     </w:p>
@@ -246,19 +216,104 @@
     </w:p>
     <w:p>
       <w:pPr>
-        <w:pStyle w:val="ListBullet"/>
-        <w:numPr>
-          <w:ilvl w:val="0"/>
-          <w:numId w:val="0"/>
-        </w:numPr>
         <w:spacing w:after="120" w:line="240" w:lineRule="auto"/>
       </w:pPr>
       <w:r>
         <w:rPr>
           <w:b/>
         </w:rPr>
-        <w:br/>
         <w:t>PROJECTS</w:t>
+      </w:r>
+    </w:p>
+    <w:p>
+      <w:pPr>
+        <w:spacing w:after="120" w:line="240" w:lineRule="auto"/>
+      </w:pPr>
+      <w:r>
+        <w:rPr>
+          <w:b/>
+        </w:rPr>
+        <w:t>MDS Pro Solutions - Tamper-Proof Workforce &amp; Billing Platform (Production)</w:t>
+      </w:r>
+    </w:p>
+    <w:p>
+      <w:pPr>
+        <w:pStyle w:val="ListBullet"/>
+        <w:spacing w:after="120" w:line="240" w:lineRule="auto"/>
+        <w:rPr>
+          <w:sz w:val="20"/>
+          <w:szCs w:val="20"/>
+        </w:rPr>
+      </w:pPr>
+      <w:r>
+        <w:rPr>
+          <w:sz w:val="20"/>
+        </w:rPr>
+        <w:t>Sole engineer on a production timekeeping and billing platform (TypeScript, Fastify, Supabase/Postgres, Chrome MV3 extension) in daily use by a US healthcare client's nursing team.</w:t>
+      </w:r>
+    </w:p>
+    <w:p>
+      <w:pPr>
+        <w:pStyle w:val="ListBullet"/>
+        <w:spacing w:after="120" w:line="240" w:lineRule="auto"/>
+        <w:rPr>
+          <w:sz w:val="20"/>
+          <w:szCs w:val="20"/>
+        </w:rPr>
+      </w:pPr>
+      <w:r>
+        <w:rPr>
+          <w:sz w:val="20"/>
+        </w:rPr>
+        <w:t>Eliminated an editable payroll spreadsheet: punches are stamped by Postgres, records are append-only, and every change flows through an approved, attributed correction trail.</w:t>
+      </w:r>
+    </w:p>
+    <w:p>
+      <w:pPr>
+        <w:pStyle w:val="ListBullet"/>
+        <w:spacing w:after="120" w:line="240" w:lineRule="auto"/>
+        <w:rPr>
+          <w:sz w:val="20"/>
+          <w:szCs w:val="20"/>
+        </w:rPr>
+      </w:pPr>
+      <w:r>
+        <w:rPr>
+          <w:sz w:val="20"/>
+        </w:rPr>
+        <w:t>Automated billing into the owners' Google Sheet via the Sheets API - a scheduled sync fills only blank cells and reports mismatches rather than overwriting typed figures - plus Apps Script reporting panels.</w:t>
+      </w:r>
+    </w:p>
+    <w:p>
+      <w:pPr>
+        <w:pStyle w:val="ListBullet"/>
+        <w:spacing w:after="120" w:line="240" w:lineRule="auto"/>
+        <w:rPr>
+          <w:sz w:val="20"/>
+          <w:szCs w:val="20"/>
+        </w:rPr>
+      </w:pPr>
+      <w:r>
+        <w:rPr>
+          <w:sz w:val="20"/>
+        </w:rPr>
+        <w:t>Generated timesheet, payroll and client-invoice Excel workbooks with ExcelJS from one shared pay calculation, so every surface agrees to the cent.</w:t>
+      </w:r>
+    </w:p>
+    <w:p>
+      <w:pPr>
+        <w:pStyle w:val="ListBullet"/>
+        <w:spacing w:after="120" w:line="240" w:lineRule="auto"/>
+        <w:rPr>
+          <w:sz w:val="20"/>
+          <w:szCs w:val="20"/>
+        </w:rPr>
+      </w:pPr>
+      <w:r>
+        <w:rPr>
+          <w:sz w:val="20"/>
+        </w:rPr>
+        <w:t>Shipped natural-language database querying on the Claude API with generated SQL executed through a read-only Postgres role, per-question cost tracking, and nightly encrypted off-site backups.</w:t>
       </w:r>
     </w:p>
     <w:p>
@@ -312,27 +367,7 @@
         <w:rPr>
           <w:sz w:val="20"/>
         </w:rPr>
-        <w:t>Architected full-stack web and mobile game (React Native, Node.js) with WebSocket multiplayer backend (sub-100ms latency)</w:t>
-      </w:r>
-      <w:r>
-        <w:rPr>
-          <w:sz w:val="20"/>
-        </w:rPr>
-        <w:t xml:space="preserve"> </w:t>
-      </w:r>
-      <w:r>
-        <w:rPr>
-          <w:sz w:val="20"/>
-          <w:szCs w:val="20"/>
-        </w:rPr>
-        <w:t>serving 10+ active users on web, iOS, and Android</w:t>
-      </w:r>
-      <w:r>
-        <w:rPr>
-          <w:sz w:val="20"/>
-          <w:szCs w:val="20"/>
-        </w:rPr>
-        <w:t>.</w:t>
+        <w:t>Architected full-stack web and mobile game (React Native, Node.js) on a sub-100ms WebSocket backend; live on the iOS App Store, Android in review, with 570+ players and 1,000+ multiplayer games from word of mouth alone.</w:t>
       </w:r>
     </w:p>
     <w:p>
@@ -383,137 +418,13 @@
     </w:p>
     <w:p>
       <w:pPr>
-        <w:pStyle w:val="ListBullet"/>
         <w:spacing w:after="120" w:line="240" w:lineRule="auto"/>
-      </w:pPr>
-      <w:r>
-        <w:rPr>
-          <w:sz w:val="20"/>
-        </w:rPr>
-        <w:t>Containerized backend with Docker; deployed on Linux VPS with Nginx, SSL, and zero-downtime releases.</w:t>
-      </w:r>
-    </w:p>
-    <w:p>
-      <w:pPr>
-        <w:spacing w:after="120" w:line="240" w:lineRule="auto"/>
-      </w:pPr>
-      <w:hyperlink r:id="rId10" w:history="1">
-        <w:r>
-          <w:rPr>
-            <w:rStyle w:val="Hyperlink"/>
-            <w:b/>
-          </w:rPr>
-          <w:t>RecodeAI</w:t>
-        </w:r>
-      </w:hyperlink>
-      <w:r>
-        <w:rPr>
-          <w:b/>
-        </w:rPr>
-        <w:t xml:space="preserve"> - </w:t>
-      </w:r>
-      <w:r>
-        <w:rPr>
-          <w:b/>
-        </w:rPr>
-        <w:t>AI-Powered Website Redesigner</w:t>
-      </w:r>
-    </w:p>
-    <w:p>
-      <w:pPr>
-        <w:pStyle w:val="ListBullet"/>
-        <w:spacing w:after="120"/>
-        <w:rPr>
-          <w:sz w:val="20"/>
-        </w:rPr>
-      </w:pPr>
-      <w:r>
-        <w:rPr>
-          <w:sz w:val="20"/>
-        </w:rPr>
-        <w:t>Built full-stack Next.js tool that crawls any website, analyzes brand identity via Claude API, generates a complete</w:t>
-      </w:r>
-    </w:p>
-    <w:p>
-      <w:pPr>
-        <w:pStyle w:val="ListBullet"/>
-        <w:numPr>
-          <w:ilvl w:val="0"/>
-          <w:numId w:val="0"/>
-        </w:numPr>
-        <w:spacing w:after="120"/>
-        <w:ind w:left="360"/>
-      </w:pPr>
-      <w:r>
-        <w:rPr>
-          <w:sz w:val="20"/>
-        </w:rPr>
-        <w:t xml:space="preserve">redesign, and auto-deploys to Netlify </w:t>
-      </w:r>
-      <w:r>
-        <w:rPr>
-          <w:sz w:val="20"/>
-        </w:rPr>
-        <w:t>-</w:t>
-      </w:r>
-      <w:r>
-        <w:rPr>
-          <w:sz w:val="20"/>
-        </w:rPr>
-        <w:t xml:space="preserve"> all streamed in real time via SSE</w:t>
-      </w:r>
-    </w:p>
-    <w:p>
-      <w:pPr>
-        <w:pStyle w:val="ListBullet"/>
-        <w:spacing w:after="120"/>
-        <w:rPr>
-          <w:sz w:val="20"/>
-          <w:szCs w:val="20"/>
-        </w:rPr>
-      </w:pPr>
-      <w:r>
-        <w:rPr>
-          <w:sz w:val="20"/>
-          <w:szCs w:val="20"/>
-        </w:rPr>
-        <w:t>Engineered chained LLM inference pipeline with structured output parsing and multi-file code generation.</w:t>
-      </w:r>
-    </w:p>
-    <w:p>
-      <w:pPr>
-        <w:pStyle w:val="ListBullet"/>
-        <w:numPr>
-          <w:ilvl w:val="0"/>
-          <w:numId w:val="0"/>
-        </w:numPr>
-        <w:spacing w:after="120"/>
-        <w:ind w:left="360"/>
-        <w:rPr>
-          <w:sz w:val="20"/>
-          <w:szCs w:val="20"/>
-        </w:rPr>
-      </w:pPr>
-    </w:p>
-    <w:p>
-      <w:pPr>
-        <w:pStyle w:val="ListBullet"/>
-        <w:numPr>
-          <w:ilvl w:val="0"/>
-          <w:numId w:val="0"/>
-        </w:numPr>
       </w:pPr>
       <w:r>
         <w:rPr>
           <w:b/>
         </w:rPr>
-        <w:t>Job Email Watcher</w:t>
-      </w:r>
-      <w:r>
-        <w:t xml:space="preserve"> - </w:t>
-      </w:r>
-      <w:r>
-        <w:t>AI Job Alert Automation Pipeline</w:t>
+        <w:t>Job Email Watcher - AI Job Alert Automation Pipeline</w:t>
       </w:r>
     </w:p>
     <w:p>
@@ -550,60 +461,10 @@
       <w:pPr>
         <w:spacing w:after="120" w:line="240" w:lineRule="auto"/>
       </w:pPr>
-      <w:hyperlink r:id="rId11" w:history="1">
-        <w:r>
-          <w:rPr>
-            <w:rStyle w:val="Hyperlink"/>
-            <w:b/>
-          </w:rPr>
-          <w:t>Casinore.io</w:t>
-        </w:r>
-      </w:hyperlink>
       <w:r>
         <w:rPr>
           <w:b/>
         </w:rPr>
-        <w:t xml:space="preserve"> - Blockchain DApp (Solana)</w:t>
-      </w:r>
-    </w:p>
-    <w:p>
-      <w:pPr>
-        <w:pStyle w:val="ListBullet"/>
-        <w:spacing w:after="120" w:line="240" w:lineRule="auto"/>
-      </w:pPr>
-      <w:r>
-        <w:rPr>
-          <w:sz w:val="20"/>
-        </w:rPr>
-        <w:t>Developed React/Next.js decentralized application with wallet authentication and on-chain transactions.</w:t>
-      </w:r>
-    </w:p>
-    <w:p>
-      <w:pPr>
-        <w:pStyle w:val="ListBullet"/>
-        <w:spacing w:after="120" w:line="240" w:lineRule="auto"/>
-      </w:pPr>
-      <w:r>
-        <w:rPr>
-          <w:sz w:val="20"/>
-        </w:rPr>
-        <w:t>Deployed Dockerized infrastructure on Google Cloud and VPS with automated CI/CD pipelines.</w:t>
-      </w:r>
-    </w:p>
-    <w:p>
-      <w:pPr>
-        <w:pStyle w:val="ListBullet"/>
-        <w:numPr>
-          <w:ilvl w:val="0"/>
-          <w:numId w:val="0"/>
-        </w:numPr>
-        <w:spacing w:after="120" w:line="240" w:lineRule="auto"/>
-      </w:pPr>
-      <w:r>
-        <w:rPr>
-          <w:b/>
-        </w:rPr>
-        <w:br/>
         <w:t>EXPERIENCE</w:t>
       </w:r>
     </w:p>
@@ -650,18 +511,6 @@
     </w:p>
     <w:p>
       <w:pPr>
-        <w:pStyle w:val="ListBullet"/>
-        <w:spacing w:after="120" w:line="240" w:lineRule="auto"/>
-      </w:pPr>
-      <w:r>
-        <w:rPr>
-          <w:sz w:val="20"/>
-        </w:rPr>
-        <w:t>Managed Docker containers, Linux VPS infrastructure, and CI/CD deployment workflows.</w:t>
-      </w:r>
-    </w:p>
-    <w:p>
-      <w:pPr>
         <w:spacing w:after="120" w:line="240" w:lineRule="auto"/>
       </w:pPr>
       <w:r>
@@ -686,7 +535,7 @@
     </w:p>
     <w:sectPr>
       <w:pgSz w:w="12240" w:h="15840"/>
-      <w:pgMar w:top="1008" w:right="1152" w:bottom="1008" w:left="1152" w:header="720" w:footer="720" w:gutter="0"/>
+      <w:pgMar w:top="864" w:right="1152" w:bottom="720" w:left="1152" w:header="720" w:footer="720" w:gutter="0"/>
       <w:cols w:space="720"/>
       <w:docGrid w:linePitch="360"/>
     </w:sectPr>

--- a/Kim_Julongbayan_Resume.docx
+++ b/Kim_Julongbayan_Resume.docx
@@ -134,7 +134,7 @@
         <w:rPr>
           <w:sz w:val="20"/>
         </w:rPr>
-        <w:t>Full Stack Engineer with 5+ years of on-and-off experience building independent projects and one production client system - scalable web, mobile, and AI-integrated systems.</w:t>
+        <w:t>Full Stack Engineer with 5+ years of on-and-off experience building independent projects and one production system in daily use - scalable web, mobile, and AI-integrated systems.</w:t>
       </w:r>
     </w:p>
     <w:p>
@@ -222,7 +222,7 @@
         <w:rPr>
           <w:b/>
         </w:rPr>
-        <w:t>PROJECTS</w:t>
+        <w:t>EXPERIENCE</w:t>
       </w:r>
     </w:p>
     <w:p>
@@ -233,7 +233,7 @@
         <w:rPr>
           <w:b/>
         </w:rPr>
-        <w:t>MDS Pro Solutions - Tamper-Proof Workforce &amp; Billing Platform (Production)</w:t>
+        <w:t>MDS Pro Solutions - Full Stack Developer (Contract) | June 2026 - Present</w:t>
       </w:r>
     </w:p>
     <w:p>
@@ -249,7 +249,7 @@
         <w:rPr>
           <w:sz w:val="20"/>
         </w:rPr>
-        <w:t>Sole engineer on a production timekeeping and billing platform (TypeScript, Fastify, Supabase/Postgres, Chrome MV3 extension) in daily use by a US healthcare client's nursing team.</w:t>
+        <w:t>Sole engineer on the internal timekeeping and billing platform (TypeScript, Fastify, Supabase/Postgres, Chrome MV3 extension) used every workday by 13 people: a nursing team working remotely across the Philippines, and the owner in the US.</w:t>
       </w:r>
     </w:p>
     <w:p>
@@ -266,6 +266,22 @@
           <w:sz w:val="20"/>
         </w:rPr>
         <w:t>Eliminated an editable payroll spreadsheet: punches are stamped by Postgres, records are append-only, and every change flows through an approved, attributed correction trail.</w:t>
+      </w:r>
+    </w:p>
+    <w:p>
+      <w:pPr>
+        <w:pStyle w:val="ListBullet"/>
+        <w:spacing w:after="120" w:line="240" w:lineRule="auto"/>
+        <w:rPr>
+          <w:sz w:val="20"/>
+          <w:szCs w:val="20"/>
+        </w:rPr>
+      </w:pPr>
+      <w:r>
+        <w:rPr>
+          <w:sz w:val="20"/>
+        </w:rPr>
+        <w:t>Built the admin dashboard in vanilla JS - 6,000+ lines across seven surfaces (live overview, timesheets, payroll, invoicing, corrections, team) with nurse status streaming in over Postgres realtime.</w:t>
       </w:r>
     </w:p>
     <w:p>
@@ -314,6 +330,40 @@
           <w:sz w:val="20"/>
         </w:rPr>
         <w:t>Shipped natural-language database querying on the Claude API with generated SQL executed through a read-only Postgres role, per-question cost tracking, and nightly encrypted off-site backups.</w:t>
+      </w:r>
+    </w:p>
+    <w:p>
+      <w:pPr>
+        <w:spacing w:after="120" w:line="240" w:lineRule="auto"/>
+      </w:pPr>
+      <w:r>
+        <w:rPr>
+          <w:b/>
+        </w:rPr>
+        <w:t>Independent Full Stack Engineer | 2018 – Present</w:t>
+      </w:r>
+    </w:p>
+    <w:p>
+      <w:pPr>
+        <w:pStyle w:val="ListBullet"/>
+        <w:spacing w:after="120" w:line="240" w:lineRule="auto"/>
+      </w:pPr>
+      <w:r>
+        <w:rPr>
+          <w:sz w:val="20"/>
+        </w:rPr>
+        <w:t>Built REST APIs and real-time systems; optimized database queries and backend performance.</w:t>
+      </w:r>
+    </w:p>
+    <w:p>
+      <w:pPr>
+        <w:spacing w:after="120" w:line="240" w:lineRule="auto"/>
+      </w:pPr>
+      <w:r>
+        <w:rPr>
+          <w:b/>
+        </w:rPr>
+        <w:t>PROJECTS</w:t>
       </w:r>
     </w:p>
     <w:p>
@@ -455,58 +505,6 @@
           <w:szCs w:val="20"/>
         </w:rPr>
         <w:t>salary algorithm, Google Sheets logging, and Telegram notifications</w:t>
-      </w:r>
-    </w:p>
-    <w:p>
-      <w:pPr>
-        <w:spacing w:after="120" w:line="240" w:lineRule="auto"/>
-      </w:pPr>
-      <w:r>
-        <w:rPr>
-          <w:b/>
-        </w:rPr>
-        <w:t>EXPERIENCE</w:t>
-      </w:r>
-    </w:p>
-    <w:p>
-      <w:pPr>
-        <w:spacing w:after="120" w:line="240" w:lineRule="auto"/>
-      </w:pPr>
-      <w:r>
-        <w:rPr>
-          <w:b/>
-        </w:rPr>
-        <w:t>Independent Full Stack Engineer | 2018 – Present</w:t>
-      </w:r>
-    </w:p>
-    <w:p>
-      <w:pPr>
-        <w:pStyle w:val="ListBullet"/>
-        <w:spacing w:after="120" w:line="240" w:lineRule="auto"/>
-      </w:pPr>
-      <w:r>
-        <w:rPr>
-          <w:sz w:val="20"/>
-        </w:rPr>
-        <w:t>Self-directed development of independent projects</w:t>
-      </w:r>
-      <w:r>
-        <w:rPr>
-          <w:sz w:val="20"/>
-        </w:rPr>
-        <w:t xml:space="preserve"> across frontend, backend, and database layers.</w:t>
-      </w:r>
-    </w:p>
-    <w:p>
-      <w:pPr>
-        <w:pStyle w:val="ListBullet"/>
-        <w:spacing w:after="120" w:line="240" w:lineRule="auto"/>
-      </w:pPr>
-      <w:r>
-        <w:rPr>
-          <w:sz w:val="20"/>
-        </w:rPr>
-        <w:t>Built REST APIs and real-time systems; optimized database queries and backend performance.</w:t>
       </w:r>
     </w:p>
     <w:p>

--- a/Kim_Julongbayan_Resume.docx
+++ b/Kim_Julongbayan_Resume.docx
@@ -229,11 +229,20 @@
       <w:pPr>
         <w:spacing w:after="120" w:line="240" w:lineRule="auto"/>
       </w:pPr>
+      <w:hyperlink r:id="rId14" w:history="1">
+        <w:r>
+          <w:rPr>
+            <w:rStyle w:val="Hyperlink"/>
+            <w:b/>
+          </w:rPr>
+          <w:t xml:space="preserve">MDS Pro Solutions</w:t>
+        </w:r>
+      </w:hyperlink>
       <w:r>
         <w:rPr>
           <w:b/>
         </w:rPr>
-        <w:t>MDS Pro Solutions - Full Stack Developer (Contract) | June 2026 - Present</w:t>
+        <w:t xml:space="preserve"> - Full Stack Developer (Contract) | June 2026 - Present</w:t>
       </w:r>
     </w:p>
     <w:p>
@@ -417,7 +426,7 @@
         <w:rPr>
           <w:sz w:val="20"/>
         </w:rPr>
-        <w:t>Architected full-stack web and mobile game (React Native, Node.js) on a sub-100ms WebSocket backend; live on the iOS App Store, Android in review, with 570+ players and 1,000+ multiplayer games from word of mouth alone.</w:t>
+        <w:t>Architected full-stack web and mobile game (React, Capacitor, Node.js/Socket.IO) on a sub-100ms WebSocket backend; plays in the browser on desktop and as a native iOS app, Android in review; 570 players have reached a game since launch across 1,045 multiplayer matches, with 40-70 playing daily, grown by word of mouth alone.</w:t>
       </w:r>
     </w:p>
     <w:p>
@@ -528,7 +537,7 @@
         <w:rPr>
           <w:sz w:val="20"/>
         </w:rPr>
-        <w:t>Bachelor of Science in Information Technology — AMA Computer College Makati, 2025</w:t>
+        <w:t>Bachelor of Science in Information Technology — AMA Computer College Makati (3 of 4 years completed)</w:t>
       </w:r>
     </w:p>
     <w:sectPr>

--- a/Kim_Julongbayan_Resume.docx
+++ b/Kim_Julongbayan_Resume.docx
@@ -134,7 +134,7 @@
         <w:rPr>
           <w:sz w:val="20"/>
         </w:rPr>
-        <w:t>Full Stack Engineer with 5+ years of on-and-off experience building independent projects and one production system in daily use - scalable web, mobile, and AI-integrated systems.</w:t>
+        <w:t>Full Stack Developer with 5+ years of on-and-off experience building independent projects and one production system in daily use - scalable web, mobile, and AI-integrated systems.</w:t>
       </w:r>
     </w:p>
     <w:p>
@@ -187,7 +187,7 @@
         <w:rPr>
           <w:sz w:val="20"/>
         </w:rPr>
-        <w:t>JavaScript, TypeScript, Python | React, React Native, Next.js | Node.js, Express | PostgreSQL | REST APIs</w:t>
+        <w:t>JavaScript, TypeScript, Python | React, Next.js, Capacitor | Node.js, Express | PostgreSQL | REST APIs</w:t>
       </w:r>
     </w:p>
     <w:p>
@@ -349,7 +349,7 @@
         <w:rPr>
           <w:b/>
         </w:rPr>
-        <w:t>Independent Full Stack Engineer | 2018 – Present</w:t>
+        <w:t>Independent Full Stack Developer | 2018 – Present</w:t>
       </w:r>
     </w:p>
     <w:p>

--- a/Kim_Julongbayan_Resume.docx
+++ b/Kim_Julongbayan_Resume.docx
@@ -115,7 +115,7 @@
     </w:p>
     <w:p>
       <w:pPr>
-        <w:spacing w:after="120" w:line="240" w:lineRule="auto"/>
+        <w:spacing w:line="240" w:lineRule="auto"/>
       </w:pPr>
       <w:r>
         <w:rPr>
@@ -158,13 +158,7 @@
         <w:rPr>
           <w:sz w:val="20"/>
         </w:rPr>
-        <w:t>Hands of experience with</w:t>
-      </w:r>
-      <w:r>
-        <w:rPr>
-          <w:sz w:val="20"/>
-        </w:rPr>
-        <w:t xml:space="preserve"> end-to-end system architecture, backend performance optimization, and production infrastructure.</w:t>
+        <w:t>Hands-on experience with end-to-end system architecture, backend performance optimization, and production infrastructure.</w:t>
       </w:r>
     </w:p>
     <w:p>
@@ -187,7 +181,7 @@
         <w:rPr>
           <w:sz w:val="20"/>
         </w:rPr>
-        <w:t>JavaScript, TypeScript, Python | React, Next.js, Capacitor | Node.js, Express | PostgreSQL | REST APIs</w:t>
+        <w:t>JavaScript, TypeScript, Python | React, Next.js, Tailwind CSS, Capacitor, Chrome MV3 | Node.js, Express, Fastify, Socket.IO | PostgreSQL, Supabase, Postgres RLS | REST APIs, WebSockets</w:t>
       </w:r>
     </w:p>
     <w:p>
@@ -199,7 +193,7 @@
         <w:rPr>
           <w:sz w:val="20"/>
         </w:rPr>
-        <w:t>LLM Integration (Claude, GPT), Stable Diffusion, ComfyUI, Prompt Engineering, AI Workflow Automation</w:t>
+        <w:t>LLM Integration (Claude API, GPT-4o), Prompt Engineering, ComfyUI, AI Workflow Automation, n8n</w:t>
       </w:r>
     </w:p>
     <w:p>
@@ -211,7 +205,7 @@
         <w:rPr>
           <w:sz w:val="20"/>
         </w:rPr>
-        <w:t>Docker, CI/CD, Google Cloud, Linux VPS, Nginx, Git</w:t>
+        <w:t>Docker, CI/CD, Google Cloud, Vercel, Linux VPS, Nginx, Git | Google Sheets API, Apps Script</w:t>
       </w:r>
     </w:p>
     <w:p>
@@ -229,13 +223,13 @@
       <w:pPr>
         <w:spacing w:after="120" w:line="240" w:lineRule="auto"/>
       </w:pPr>
-      <w:hyperlink r:id="rId14" w:history="1">
+      <w:hyperlink r:id="rId9" w:history="1">
         <w:r>
           <w:rPr>
             <w:rStyle w:val="Hyperlink"/>
             <w:b/>
           </w:rPr>
-          <w:t xml:space="preserve">MDS Pro Solutions</w:t>
+          <w:t>MDS Pro Solutions</w:t>
         </w:r>
       </w:hyperlink>
       <w:r>
@@ -258,23 +252,19 @@
         <w:rPr>
           <w:sz w:val="20"/>
         </w:rPr>
-        <w:t>Sole engineer on the internal timekeeping and billing platform (TypeScript, Fastify, Supabase/Postgres, Chrome MV3 extension) used every workday by 13 people: a nursing team working remotely across the Philippines, and the owner in the US.</w:t>
+        <w:t>Sole engineer on the internal timekeeping and billing platform (TypeScript, Fastify, Supabase/Postgres, Chrome MV3 extension) used every workday by 1</w:t>
       </w:r>
-    </w:p>
-    <w:p>
-      <w:pPr>
-        <w:pStyle w:val="ListBullet"/>
-        <w:spacing w:after="120" w:line="240" w:lineRule="auto"/>
-        <w:rPr>
-          <w:sz w:val="20"/>
-          <w:szCs w:val="20"/>
-        </w:rPr>
-      </w:pPr>
       <w:r>
         <w:rPr>
           <w:sz w:val="20"/>
         </w:rPr>
-        <w:t>Eliminated an editable payroll spreadsheet: punches are stamped by Postgres, records are append-only, and every change flows through an approved, attributed correction trail.</w:t>
+        <w:t>5</w:t>
+      </w:r>
+      <w:r>
+        <w:rPr>
+          <w:sz w:val="20"/>
+        </w:rPr>
+        <w:t xml:space="preserve"> people: a nursing team working remotely across the Philippines, and the owner in the US.</w:t>
       </w:r>
     </w:p>
     <w:p>
@@ -379,7 +369,7 @@
       <w:pPr>
         <w:spacing w:after="120" w:line="240" w:lineRule="auto"/>
       </w:pPr>
-      <w:hyperlink r:id="rId9" w:history="1">
+      <w:hyperlink r:id="rId10" w:history="1">
         <w:r>
           <w:rPr>
             <w:rStyle w:val="Hyperlink"/>
@@ -483,7 +473,7 @@
         <w:rPr>
           <w:b/>
         </w:rPr>
-        <w:t>Job Email Watcher - AI Job Alert Automation Pipeline</w:t>
+        <w:t>Jobsift — Self-Hosted Job Alert Pipeline</w:t>
       </w:r>
     </w:p>
     <w:p>
@@ -499,21 +489,7 @@
           <w:sz w:val="20"/>
           <w:szCs w:val="20"/>
         </w:rPr>
-        <w:t>Built end-to-end n8n job alert pipeline automating Gmail extraction, GPT-4o resume scoring with hybrid AI + code</w:t>
-      </w:r>
-      <w:r>
-        <w:rPr>
-          <w:sz w:val="20"/>
-          <w:szCs w:val="20"/>
-        </w:rPr>
-        <w:t xml:space="preserve"> </w:t>
-      </w:r>
-      <w:r>
-        <w:rPr>
-          <w:sz w:val="20"/>
-          <w:szCs w:val="20"/>
-        </w:rPr>
-        <w:t>salary algorithm, Google Sheets logging, and Telegram notifications</w:t>
+        <w:t xml:space="preserve">Rewrote an n8n workflow as a self-hosted Python package: five job-board JSON APIs, IMAP alerts, HTML as last resort; hard filters run before scoring so a rejected job never costs an LLM call.</w:t>
       </w:r>
     </w:p>
     <w:p>

--- a/Kim_Julongbayan_Resume.docx
+++ b/Kim_Julongbayan_Resume.docx
@@ -128,7 +128,7 @@
     <w:p>
       <w:pPr>
         <w:pStyle w:val="ListBullet"/>
-        <w:spacing w:after="120" w:line="240" w:lineRule="auto"/>
+        <w:spacing w:after="30" w:line="240" w:lineRule="auto"/>
       </w:pPr>
       <w:r>
         <w:rPr>
@@ -140,7 +140,7 @@
     <w:p>
       <w:pPr>
         <w:pStyle w:val="ListBullet"/>
-        <w:spacing w:after="120" w:line="240" w:lineRule="auto"/>
+        <w:spacing w:after="30" w:line="240" w:lineRule="auto"/>
       </w:pPr>
       <w:r>
         <w:rPr>
@@ -152,7 +152,7 @@
     <w:p>
       <w:pPr>
         <w:pStyle w:val="ListBullet"/>
-        <w:spacing w:after="120" w:line="240" w:lineRule="auto"/>
+        <w:spacing w:after="30" w:line="240" w:lineRule="auto"/>
       </w:pPr>
       <w:r>
         <w:rPr>
@@ -175,7 +175,7 @@
     <w:p>
       <w:pPr>
         <w:pStyle w:val="ListBullet"/>
-        <w:spacing w:after="120" w:line="240" w:lineRule="auto"/>
+        <w:spacing w:after="30" w:line="240" w:lineRule="auto"/>
       </w:pPr>
       <w:r>
         <w:rPr>
@@ -187,7 +187,7 @@
     <w:p>
       <w:pPr>
         <w:pStyle w:val="ListBullet"/>
-        <w:spacing w:after="120" w:line="240" w:lineRule="auto"/>
+        <w:spacing w:after="30" w:line="240" w:lineRule="auto"/>
       </w:pPr>
       <w:r>
         <w:rPr>
@@ -199,7 +199,7 @@
     <w:p>
       <w:pPr>
         <w:pStyle w:val="ListBullet"/>
-        <w:spacing w:after="120" w:line="240" w:lineRule="auto"/>
+        <w:spacing w:after="30" w:line="240" w:lineRule="auto"/>
       </w:pPr>
       <w:r>
         <w:rPr>
@@ -242,7 +242,7 @@
     <w:p>
       <w:pPr>
         <w:pStyle w:val="ListBullet"/>
-        <w:spacing w:after="120" w:line="240" w:lineRule="auto"/>
+        <w:spacing w:after="30" w:line="240" w:lineRule="auto"/>
         <w:rPr>
           <w:sz w:val="20"/>
           <w:szCs w:val="20"/>
@@ -270,7 +270,7 @@
     <w:p>
       <w:pPr>
         <w:pStyle w:val="ListBullet"/>
-        <w:spacing w:after="120" w:line="240" w:lineRule="auto"/>
+        <w:spacing w:after="30" w:line="240" w:lineRule="auto"/>
         <w:rPr>
           <w:sz w:val="20"/>
           <w:szCs w:val="20"/>
@@ -286,7 +286,7 @@
     <w:p>
       <w:pPr>
         <w:pStyle w:val="ListBullet"/>
-        <w:spacing w:after="120" w:line="240" w:lineRule="auto"/>
+        <w:spacing w:after="30" w:line="240" w:lineRule="auto"/>
         <w:rPr>
           <w:sz w:val="20"/>
           <w:szCs w:val="20"/>
@@ -302,7 +302,7 @@
     <w:p>
       <w:pPr>
         <w:pStyle w:val="ListBullet"/>
-        <w:spacing w:after="120" w:line="240" w:lineRule="auto"/>
+        <w:spacing w:after="30" w:line="240" w:lineRule="auto"/>
         <w:rPr>
           <w:sz w:val="20"/>
           <w:szCs w:val="20"/>
@@ -318,7 +318,7 @@
     <w:p>
       <w:pPr>
         <w:pStyle w:val="ListBullet"/>
-        <w:spacing w:after="120" w:line="240" w:lineRule="auto"/>
+        <w:spacing w:after="30" w:line="240" w:lineRule="auto"/>
         <w:rPr>
           <w:sz w:val="20"/>
           <w:szCs w:val="20"/>
@@ -345,7 +345,7 @@
     <w:p>
       <w:pPr>
         <w:pStyle w:val="ListBullet"/>
-        <w:spacing w:after="120" w:line="240" w:lineRule="auto"/>
+        <w:spacing w:after="30" w:line="240" w:lineRule="auto"/>
       </w:pPr>
       <w:r>
         <w:rPr>
@@ -406,7 +406,7 @@
     <w:p>
       <w:pPr>
         <w:pStyle w:val="ListBullet"/>
-        <w:spacing w:after="120" w:line="240" w:lineRule="auto"/>
+        <w:spacing w:after="30" w:line="240" w:lineRule="auto"/>
         <w:rPr>
           <w:sz w:val="20"/>
           <w:szCs w:val="20"/>
@@ -422,7 +422,7 @@
     <w:p>
       <w:pPr>
         <w:pStyle w:val="ListBullet"/>
-        <w:spacing w:after="120" w:line="240" w:lineRule="auto"/>
+        <w:spacing w:after="30" w:line="240" w:lineRule="auto"/>
         <w:rPr>
           <w:sz w:val="20"/>
           <w:szCs w:val="20"/>
@@ -439,7 +439,7 @@
     <w:p>
       <w:pPr>
         <w:pStyle w:val="ListBullet"/>
-        <w:spacing w:after="120" w:line="240" w:lineRule="auto"/>
+        <w:spacing w:after="30" w:line="240" w:lineRule="auto"/>
         <w:rPr>
           <w:sz w:val="20"/>
           <w:szCs w:val="20"/>
@@ -456,7 +456,7 @@
     <w:p>
       <w:pPr>
         <w:pStyle w:val="ListBullet"/>
-        <w:spacing w:after="120" w:line="240" w:lineRule="auto"/>
+        <w:spacing w:after="30" w:line="240" w:lineRule="auto"/>
       </w:pPr>
       <w:r>
         <w:rPr>
@@ -479,6 +479,7 @@
     <w:p>
       <w:pPr>
         <w:pStyle w:val="ListBullet"/>
+        <w:spacing w:after="30"/>
         <w:rPr>
           <w:sz w:val="20"/>
           <w:szCs w:val="20"/>
@@ -500,14 +501,48 @@
         <w:rPr>
           <w:b/>
         </w:rPr>
-        <w:br/>
+        <w:t>OPEN SOURCE CONTRIBUTIONS</w:t>
+      </w:r>
+    </w:p>
+    <w:p>
+      <w:pPr>
+        <w:pStyle w:val="ListBullet"/>
+        <w:spacing w:after="30" w:line="240" w:lineRule="auto"/>
+      </w:pPr>
+      <w:r>
+        <w:rPr>
+          <w:sz w:val="20"/>
+        </w:rPr>
+        <w:t>recharts (3 merged, 2026): XAxis height="auto" sizing, a connectNulls bug across stacked series, and a redundant CartesianAxis dispatch. Each reviewed by a maintainer before landing.</w:t>
+      </w:r>
+    </w:p>
+    <w:p>
+      <w:pPr>
+        <w:pStyle w:val="ListBullet"/>
+        <w:spacing w:after="30" w:line="240" w:lineRule="auto"/>
+      </w:pPr>
+      <w:r>
+        <w:rPr>
+          <w:sz w:val="20"/>
+        </w:rPr>
+        <w:t>mastra (1 merged, 2026): agent model-call retries now honour Retry-After instead of retrying straight back into a rate-limited provider.</w:t>
+      </w:r>
+    </w:p>
+    <w:p>
+      <w:pPr>
+        <w:spacing w:after="120" w:line="240" w:lineRule="auto"/>
+      </w:pPr>
+      <w:r>
+        <w:rPr>
+          <w:b/>
+        </w:rPr>
         <w:t>EDUCATION</w:t>
       </w:r>
     </w:p>
     <w:p>
       <w:pPr>
         <w:pStyle w:val="ListBullet"/>
-        <w:spacing w:after="120" w:line="240" w:lineRule="auto"/>
+        <w:spacing w:after="30" w:line="240" w:lineRule="auto"/>
       </w:pPr>
       <w:r>
         <w:rPr>
@@ -518,7 +553,7 @@
     </w:p>
     <w:sectPr>
       <w:pgSz w:w="12240" w:h="15840"/>
-      <w:pgMar w:top="864" w:right="1152" w:bottom="720" w:left="1152" w:header="720" w:footer="720" w:gutter="0"/>
+      <w:pgMar w:top="720" w:right="1152" w:bottom="600" w:left="1152" w:header="720" w:footer="720" w:gutter="0"/>
       <w:cols w:space="720"/>
       <w:docGrid w:linePitch="360"/>
     </w:sectPr>

--- a/Kim_Julongbayan_Resume.docx
+++ b/Kim_Julongbayan_Resume.docx
@@ -513,7 +513,7 @@
         <w:rPr>
           <w:sz w:val="20"/>
         </w:rPr>
-        <w:t>recharts (3 merged, 2026): XAxis height="auto" sizing, a connectNulls bug across stacked series, and a redundant CartesianAxis dispatch. Each reviewed by a maintainer before landing.</w:t>
+        <w:t>recharts, a charting library with over 27,000 GitHub stars (3 merged, 2026): XAxis height="auto" sizing, a connectNulls bug across stacked series, and a redundant CartesianAxis dispatch. Each reviewed by a maintainer before landing.</w:t>
       </w:r>
     </w:p>
     <w:p>
@@ -525,7 +525,7 @@
         <w:rPr>
           <w:sz w:val="20"/>
         </w:rPr>
-        <w:t>mastra (1 merged, 2026): agent model-call retries now honour Retry-After instead of retrying straight back into a rate-limited provider.</w:t>
+        <w:t>mastra, an AI agent framework with over 27,000 GitHub stars (1 merged, 2026): agent model-call retries now honor Retry-After instead of retrying straight back into a rate-limited provider.</w:t>
       </w:r>
     </w:p>
     <w:p>
